--- a/solar_template_FINAL.docx
+++ b/solar_template_FINAL.docx
@@ -397,7 +397,7 @@
           <w:noProof/>
           <w:lang w:val="en-US"/>
         </w:rPr>
-        <w:t>AGREEMENT_DATE</w:t>
+        <w:t>REGISTRATION_DATE</w:t>
       </w:r>
       <w:r>
         <w:rPr>
@@ -831,7 +831,21 @@
               <w:rPr>
                 <w:rFonts w:ascii="Times New Roman" w:hAnsi="Times New Roman" w:cs="Times New Roman"/>
               </w:rPr>
-              <w:t>Model Agreement with BHsqauare Solar Installation &amp; Services</w:t>
+              <w:t xml:space="preserve">Model Agreement with </w:t>
+            </w:r>
+            <w:proofErr w:type="spellStart"/>
+            <w:r>
+              <w:rPr>
+                <w:rFonts w:ascii="Times New Roman" w:hAnsi="Times New Roman" w:cs="Times New Roman"/>
+              </w:rPr>
+              <w:t>BHsqauare</w:t>
+            </w:r>
+            <w:proofErr w:type="spellEnd"/>
+            <w:r>
+              <w:rPr>
+                <w:rFonts w:ascii="Times New Roman" w:hAnsi="Times New Roman" w:cs="Times New Roman"/>
+              </w:rPr>
+              <w:t xml:space="preserve"> Solar Installation &amp; Services</w:t>
             </w:r>
           </w:p>
         </w:tc>
@@ -953,7 +967,21 @@
               <w:rPr>
                 <w:rFonts w:ascii="Times New Roman" w:hAnsi="Times New Roman" w:cs="Times New Roman"/>
               </w:rPr>
-              <w:t>Cancel Cheque Or Bank-PassBook with Visible information</w:t>
+              <w:t>Cancel Cheque Or Bank-</w:t>
+            </w:r>
+            <w:proofErr w:type="spellStart"/>
+            <w:r>
+              <w:rPr>
+                <w:rFonts w:ascii="Times New Roman" w:hAnsi="Times New Roman" w:cs="Times New Roman"/>
+              </w:rPr>
+              <w:t>PassBook</w:t>
+            </w:r>
+            <w:proofErr w:type="spellEnd"/>
+            <w:r>
+              <w:rPr>
+                <w:rFonts w:ascii="Times New Roman" w:hAnsi="Times New Roman" w:cs="Times New Roman"/>
+              </w:rPr>
+              <w:t xml:space="preserve"> with Visible information</w:t>
             </w:r>
           </w:p>
         </w:tc>
@@ -1010,11 +1038,19 @@
                 <w:rFonts w:ascii="Times New Roman" w:hAnsi="Times New Roman" w:cs="Times New Roman"/>
               </w:rPr>
             </w:pPr>
+            <w:proofErr w:type="spellStart"/>
             <w:r>
               <w:rPr>
                 <w:rFonts w:ascii="Times New Roman" w:hAnsi="Times New Roman" w:cs="Times New Roman"/>
               </w:rPr>
-              <w:t>Dcr Certificate</w:t>
+              <w:t>Dcr</w:t>
+            </w:r>
+            <w:proofErr w:type="spellEnd"/>
+            <w:r>
+              <w:rPr>
+                <w:rFonts w:ascii="Times New Roman" w:hAnsi="Times New Roman" w:cs="Times New Roman"/>
+              </w:rPr>
+              <w:t xml:space="preserve"> Certificate</w:t>
             </w:r>
           </w:p>
         </w:tc>
@@ -1391,8 +1427,11 @@
         <w:spacing w:line="276" w:lineRule="auto"/>
         <w:jc w:val="both"/>
         <w:rPr>
-          <w:sz w:val="20"/>
-          <w:szCs w:val="20"/>
+          <w:noProof/>
+          <w:sz w:val="20"/>
+          <w:szCs w:val="20"/>
+          <w:u w:val="single"/>
+          <w:lang w:val="en-US"/>
         </w:rPr>
       </w:pPr>
       <w:r>
@@ -1409,7 +1448,26 @@
           <w:szCs w:val="20"/>
           <w:u w:val="single"/>
         </w:rPr>
-        <w:t>123 Test Street, Surat</w:t>
+        <w:t>{</w:t>
+      </w:r>
+      <w:r>
+        <w:rPr>
+          <w:noProof/>
+          <w:sz w:val="20"/>
+          <w:szCs w:val="20"/>
+          <w:u w:val="single"/>
+          <w:lang w:val="en-US"/>
+        </w:rPr>
+        <w:t>BENEFICIARY_ADDRESS</w:t>
+      </w:r>
+      <w:r>
+        <w:rPr>
+          <w:noProof/>
+          <w:sz w:val="20"/>
+          <w:szCs w:val="20"/>
+          <w:u w:val="single"/>
+        </w:rPr>
+        <w:t>}</w:t>
       </w:r>
       <w:r>
         <w:rPr>
@@ -1433,7 +1491,26 @@
           <w:sz w:val="20"/>
           <w:szCs w:val="20"/>
         </w:rPr>
-        <w:t>2005-11-12</w:t>
+        <w:t>{</w:t>
+      </w:r>
+      <w:r>
+        <w:rPr>
+          <w:rFonts w:ascii="Times New Roman" w:hAnsi="Times New Roman" w:cs="Times New Roman"/>
+          <w:noProof/>
+          <w:sz w:val="20"/>
+          <w:szCs w:val="20"/>
+          <w:lang w:val="en-US"/>
+        </w:rPr>
+        <w:t>AGREEMENT_DATE</w:t>
+      </w:r>
+      <w:r>
+        <w:rPr>
+          <w:rFonts w:ascii="Times New Roman" w:hAnsi="Times New Roman" w:cs="Times New Roman"/>
+          <w:noProof/>
+          <w:sz w:val="20"/>
+          <w:szCs w:val="20"/>
+        </w:rPr>
+        <w:t>}</w:t>
       </w:r>
       <w:r>
         <w:rPr>
@@ -1449,13 +1526,32 @@
           <w:szCs w:val="20"/>
           <w:u w:val="single"/>
         </w:rPr>
-        <w:t>Indigo Howe</w:t>
-      </w:r>
-      <w:r>
-        <w:rPr>
+        <w:t>{</w:t>
+      </w:r>
+      <w:r>
+        <w:rPr>
+          <w:noProof/>
           <w:sz w:val="20"/>
           <w:szCs w:val="20"/>
           <w:u w:val="single"/>
+          <w:lang w:val="en-US"/>
+        </w:rPr>
+        <w:t>BENEFICIARY_NAME</w:t>
+      </w:r>
+      <w:r>
+        <w:rPr>
+          <w:noProof/>
+          <w:sz w:val="20"/>
+          <w:szCs w:val="20"/>
+          <w:u w:val="single"/>
+        </w:rPr>
+        <w:t>}</w:t>
+      </w:r>
+      <w:r>
+        <w:rPr>
+          <w:sz w:val="20"/>
+          <w:szCs w:val="20"/>
+          <w:u w:val="single"/>
         </w:rPr>
         <w:t xml:space="preserve"> </w:t>
       </w:r>
@@ -1473,7 +1569,26 @@
           <w:szCs w:val="20"/>
           <w:u w:val="single"/>
         </w:rPr>
-        <w:t>12315151551</w:t>
+        <w:t>{</w:t>
+      </w:r>
+      <w:r>
+        <w:rPr>
+          <w:noProof/>
+          <w:sz w:val="20"/>
+          <w:szCs w:val="20"/>
+          <w:u w:val="single"/>
+          <w:lang w:val="en-US"/>
+        </w:rPr>
+        <w:t>CONSUMER_NUMBER</w:t>
+      </w:r>
+      <w:r>
+        <w:rPr>
+          <w:noProof/>
+          <w:sz w:val="20"/>
+          <w:szCs w:val="20"/>
+          <w:u w:val="single"/>
+        </w:rPr>
+        <w:t>}</w:t>
       </w:r>
       <w:r>
         <w:rPr>
@@ -1484,12 +1599,38 @@
       </w:r>
       <w:r>
         <w:rPr>
+          <w:sz w:val="20"/>
+          <w:szCs w:val="20"/>
+        </w:rPr>
+        <w:t xml:space="preserve"> </w:t>
+      </w:r>
+      <w:r>
+        <w:rPr>
           <w:noProof/>
           <w:sz w:val="20"/>
           <w:szCs w:val="20"/>
           <w:u w:val="single"/>
         </w:rPr>
-        <w:t>123 Test Street, Surat</w:t>
+        <w:t>{</w:t>
+      </w:r>
+      <w:r>
+        <w:rPr>
+          <w:noProof/>
+          <w:sz w:val="20"/>
+          <w:szCs w:val="20"/>
+          <w:u w:val="single"/>
+          <w:lang w:val="en-US"/>
+        </w:rPr>
+        <w:t>BENEFICIARY_ADDRESS</w:t>
+      </w:r>
+      <w:r>
+        <w:rPr>
+          <w:noProof/>
+          <w:sz w:val="20"/>
+          <w:szCs w:val="20"/>
+          <w:u w:val="single"/>
+        </w:rPr>
+        <w:t>}</w:t>
       </w:r>
       <w:r>
         <w:rPr>
@@ -1537,7 +1678,55 @@
           <w:sz w:val="20"/>
           <w:szCs w:val="20"/>
         </w:rPr>
-        <w:t>Gujarat Vij Company Limited, a Company registered under the Companies Act 1956/2013 and functioning as the”Distribution Company” or “DISCOM” under the Electricity Act 2003 having its Head Office at, “Urja Sadan”, Nana Varachha Road, Kapodara Char Rasta, Surat-395006 (hereinafter referred to as “DGVCL” or “Distribution Licensee”   or   “DISCOM”   which   expression   shall   include   its   permitted   assigns   and successors) a Party of the Second Party</w:t>
+        <w:t xml:space="preserve">Gujarat Vij Company Limited, a Company registered under the Companies Act 1956/2013 and functioning as </w:t>
+      </w:r>
+      <w:proofErr w:type="spellStart"/>
+      <w:r>
+        <w:rPr>
+          <w:sz w:val="20"/>
+          <w:szCs w:val="20"/>
+        </w:rPr>
+        <w:t>the”Distribution</w:t>
+      </w:r>
+      <w:proofErr w:type="spellEnd"/>
+      <w:r>
+        <w:rPr>
+          <w:sz w:val="20"/>
+          <w:szCs w:val="20"/>
+        </w:rPr>
+        <w:t xml:space="preserve"> Company” or “DISCOM” under the Electricity Act 2003 having its Head Office at, “Urja Sadan”, Nana </w:t>
+      </w:r>
+      <w:proofErr w:type="spellStart"/>
+      <w:r>
+        <w:rPr>
+          <w:sz w:val="20"/>
+          <w:szCs w:val="20"/>
+        </w:rPr>
+        <w:t>Varachha</w:t>
+      </w:r>
+      <w:proofErr w:type="spellEnd"/>
+      <w:r>
+        <w:rPr>
+          <w:sz w:val="20"/>
+          <w:szCs w:val="20"/>
+        </w:rPr>
+        <w:t xml:space="preserve"> Road, </w:t>
+      </w:r>
+      <w:proofErr w:type="spellStart"/>
+      <w:r>
+        <w:rPr>
+          <w:sz w:val="20"/>
+          <w:szCs w:val="20"/>
+        </w:rPr>
+        <w:t>Kapodara</w:t>
+      </w:r>
+      <w:proofErr w:type="spellEnd"/>
+      <w:r>
+        <w:rPr>
+          <w:sz w:val="20"/>
+          <w:szCs w:val="20"/>
+        </w:rPr>
+        <w:t xml:space="preserve"> Char Rasta, Surat-395006 (hereinafter referred to as “DGVCL” or “Distribution Licensee”   or   “DISCOM”   which   expression   shall   include   its   permitted   assigns   and successors) a Party of the Second Party</w:t>
       </w:r>
     </w:p>
     <w:p>
@@ -1567,24 +1756,66 @@
         <w:spacing w:line="276" w:lineRule="auto"/>
         <w:jc w:val="both"/>
         <w:rPr>
-          <w:sz w:val="20"/>
-          <w:szCs w:val="20"/>
-        </w:rPr>
-      </w:pPr>
-      <w:r>
-        <w:rPr>
-          <w:sz w:val="20"/>
-          <w:szCs w:val="20"/>
-        </w:rPr>
-        <w:t>The solar project of “National Portal” has been registered on GEDA / National Portal on dtd.</w:t>
-      </w:r>
-      <w:r>
-        <w:rPr>
           <w:noProof/>
           <w:sz w:val="20"/>
           <w:szCs w:val="20"/>
-        </w:rPr>
-        <w:t>1982-10-13</w:t>
+          <w:lang w:val="en-US"/>
+        </w:rPr>
+      </w:pPr>
+      <w:r>
+        <w:rPr>
+          <w:sz w:val="20"/>
+          <w:szCs w:val="20"/>
+        </w:rPr>
+        <w:t xml:space="preserve">The solar project of “National Portal” has been registered on GEDA / National Portal on </w:t>
+      </w:r>
+      <w:proofErr w:type="spellStart"/>
+      <w:r>
+        <w:rPr>
+          <w:sz w:val="20"/>
+          <w:szCs w:val="20"/>
+        </w:rPr>
+        <w:t>dtd</w:t>
+      </w:r>
+      <w:proofErr w:type="spellEnd"/>
+      <w:r>
+        <w:rPr>
+          <w:sz w:val="20"/>
+          <w:szCs w:val="20"/>
+        </w:rPr>
+        <w:t>.</w:t>
+      </w:r>
+      <w:r>
+        <w:rPr>
+          <w:sz w:val="20"/>
+          <w:szCs w:val="20"/>
+        </w:rPr>
+        <w:t xml:space="preserve"> </w:t>
+      </w:r>
+      <w:r>
+        <w:rPr>
+          <w:noProof/>
+          <w:sz w:val="20"/>
+          <w:szCs w:val="20"/>
+        </w:rPr>
+        <w:t>{</w:t>
+      </w:r>
+      <w:r>
+        <w:rPr>
+          <w:noProof/>
+          <w:sz w:val="20"/>
+          <w:szCs w:val="20"/>
+          <w:lang w:val="en-US"/>
+        </w:rPr>
+        <w:t>REGISTRATION_DATE</w:t>
+      </w:r>
+      <w:r>
+        <w:rPr>
+          <w:noProof/>
+          <w:sz w:val="20"/>
+          <w:szCs w:val="20"/>
+        </w:rPr>
+        <w:t>}</w:t>
       </w:r>
       <w:r>
         <w:rPr>
@@ -1599,7 +1830,32 @@
           <w:sz w:val="20"/>
           <w:szCs w:val="20"/>
         </w:rPr>
-        <w:t>4.40</w:t>
+        <w:t>{</w:t>
+      </w:r>
+      <w:r>
+        <w:rPr>
+          <w:noProof/>
+          <w:sz w:val="20"/>
+          <w:szCs w:val="20"/>
+          <w:lang w:val="en-US"/>
+        </w:rPr>
+        <w:t>SYSTEM_CAPACITY</w:t>
+      </w:r>
+      <w:r>
+        <w:rPr>
+          <w:noProof/>
+          <w:sz w:val="20"/>
+          <w:szCs w:val="20"/>
+        </w:rPr>
+        <w:t>}</w:t>
+      </w:r>
+      <w:r>
+        <w:rPr>
+          <w:noProof/>
+          <w:sz w:val="20"/>
+          <w:szCs w:val="20"/>
+        </w:rPr>
+        <w:t xml:space="preserve"> </w:t>
       </w:r>
       <w:r>
         <w:rPr>
@@ -1614,7 +1870,24 @@
           <w:sz w:val="20"/>
           <w:szCs w:val="20"/>
         </w:rPr>
-        <w:t>123 Test Street, Surat</w:t>
+        <w:t>{</w:t>
+      </w:r>
+      <w:r>
+        <w:rPr>
+          <w:noProof/>
+          <w:sz w:val="20"/>
+          <w:szCs w:val="20"/>
+          <w:lang w:val="en-US"/>
+        </w:rPr>
+        <w:t>BENEFICIARY_ADDRESS</w:t>
+      </w:r>
+      <w:r>
+        <w:rPr>
+          <w:noProof/>
+          <w:sz w:val="20"/>
+          <w:szCs w:val="20"/>
+        </w:rPr>
+        <w:t xml:space="preserve">} </w:t>
       </w:r>
       <w:r>
         <w:rPr>
@@ -2304,7 +2577,23 @@
           <w:sz w:val="20"/>
           <w:szCs w:val="20"/>
         </w:rPr>
-        <w:t>In order to fulfill Distribution Licensee’s obligation to maintain a safe and reliable distribution system, Consumer agrees that if it is determined by the Distribution Licensee that Consumer’s Solar Photovoltaic System either causes damage to and/or produces adverse effects affecting other consumers or Distribution Licensee’s assets, Consumer will have to disconnect Solar Photovoltaic System immediately from the distribution system upon direction from the Distribution Licensee and correct the problem to the satisfaction of distribution licensee at his own expense prior to reconnection.</w:t>
+        <w:t xml:space="preserve">In order to </w:t>
+      </w:r>
+      <w:proofErr w:type="spellStart"/>
+      <w:r>
+        <w:rPr>
+          <w:sz w:val="20"/>
+          <w:szCs w:val="20"/>
+        </w:rPr>
+        <w:t>fulfill</w:t>
+      </w:r>
+      <w:proofErr w:type="spellEnd"/>
+      <w:r>
+        <w:rPr>
+          <w:sz w:val="20"/>
+          <w:szCs w:val="20"/>
+        </w:rPr>
+        <w:t xml:space="preserve"> Distribution Licensee’s obligation to maintain a safe and reliable distribution system, Consumer agrees that if it is determined by the Distribution Licensee that Consumer’s Solar Photovoltaic System either causes damage to and/or produces adverse effects affecting other consumers or Distribution Licensee’s assets, Consumer will have to disconnect Solar Photovoltaic System immediately from the distribution system upon direction from the Distribution Licensee and correct the problem to the satisfaction of distribution licensee at his own expense prior to reconnection.</w:t>
       </w:r>
     </w:p>
     <w:p>
@@ -2934,7 +3223,23 @@
           <w:sz w:val="20"/>
           <w:szCs w:val="20"/>
         </w:rPr>
-        <w:t>In case of net injection, net amount receivable by consumer in a bill shall be credited in consumers account and will be adjusted against bill amount payable in subsequent months. However, at the end of year, if net amount receivable by consumer is more than Rs. 100/- and consumer requests for payment, the same may be paid. Such payment shall be made only once in a year based on year end position and request of consumer.</w:t>
+        <w:t xml:space="preserve">In case of net injection, net amount receivable by consumer in a bill shall be credited in consumers account and will be adjusted against bill amount payable in subsequent months. However, at the end of year, if net amount receivable by consumer is more than Rs. 100/- and consumer requests for payment, the same may be paid. Such payment shall be made only once in a year based on </w:t>
+      </w:r>
+      <w:proofErr w:type="spellStart"/>
+      <w:r>
+        <w:rPr>
+          <w:sz w:val="20"/>
+          <w:szCs w:val="20"/>
+        </w:rPr>
+        <w:t>year end</w:t>
+      </w:r>
+      <w:proofErr w:type="spellEnd"/>
+      <w:r>
+        <w:rPr>
+          <w:sz w:val="20"/>
+          <w:szCs w:val="20"/>
+        </w:rPr>
+        <w:t xml:space="preserve"> position and request of consumer.</w:t>
       </w:r>
     </w:p>
     <w:p>
@@ -3606,6 +3911,7 @@
               <w:rPr>
                 <w:sz w:val="20"/>
                 <w:szCs w:val="20"/>
+                <w:lang w:val="en-US"/>
               </w:rPr>
             </w:pPr>
             <w:r>
@@ -3617,11 +3923,25 @@
             </w:r>
             <w:r>
               <w:rPr>
-                <w:noProof/>
                 <w:sz w:val="20"/>
                 <w:szCs w:val="20"/>
               </w:rPr>
-              <w:t>Indigo Howe</w:t>
+              <w:t>{</w:t>
+            </w:r>
+            <w:r>
+              <w:rPr>
+                <w:sz w:val="20"/>
+                <w:szCs w:val="20"/>
+                <w:lang w:val="en-US"/>
+              </w:rPr>
+              <w:t>BENEFICIARY_NAME</w:t>
+            </w:r>
+            <w:r>
+              <w:rPr>
+                <w:sz w:val="20"/>
+                <w:szCs w:val="20"/>
+              </w:rPr>
+              <w:t>}</w:t>
             </w:r>
             <w:r>
               <w:rPr>
@@ -4132,8 +4452,10 @@
         <w:jc w:val="both"/>
         <w:rPr>
           <w:rFonts w:ascii="Times New Roman" w:hAnsi="Times New Roman" w:cs="Times New Roman"/>
-          <w:sz w:val="20"/>
-          <w:szCs w:val="20"/>
+          <w:noProof/>
+          <w:sz w:val="20"/>
+          <w:szCs w:val="20"/>
+          <w:lang w:val="en-US"/>
         </w:rPr>
       </w:pPr>
       <w:r>
@@ -4151,7 +4473,26 @@
           <w:sz w:val="20"/>
           <w:szCs w:val="20"/>
         </w:rPr>
-        <w:t>2005-11-12</w:t>
+        <w:t>{</w:t>
+      </w:r>
+      <w:r>
+        <w:rPr>
+          <w:rFonts w:ascii="Times New Roman" w:hAnsi="Times New Roman" w:cs="Times New Roman"/>
+          <w:noProof/>
+          <w:sz w:val="20"/>
+          <w:szCs w:val="20"/>
+          <w:lang w:val="en-US"/>
+        </w:rPr>
+        <w:t>AGREEMENT_DATE</w:t>
+      </w:r>
+      <w:r>
+        <w:rPr>
+          <w:rFonts w:ascii="Times New Roman" w:hAnsi="Times New Roman" w:cs="Times New Roman"/>
+          <w:noProof/>
+          <w:sz w:val="20"/>
+          <w:szCs w:val="20"/>
+        </w:rPr>
+        <w:t>}</w:t>
       </w:r>
       <w:r>
         <w:rPr>
@@ -4197,6 +4538,7 @@
           <w:rFonts w:ascii="Times New Roman" w:hAnsi="Times New Roman" w:cs="Times New Roman"/>
           <w:sz w:val="20"/>
           <w:szCs w:val="20"/>
+          <w:lang w:val="en-US"/>
         </w:rPr>
       </w:pPr>
       <w:r>
@@ -4208,15 +4550,7 @@
           <w:sz w:val="20"/>
           <w:szCs w:val="20"/>
         </w:rPr>
-        <w:t>Indigo Howe</w:t>
-      </w:r>
-      <w:r>
-        <w:rPr>
-          <w:rFonts w:ascii="Times New Roman" w:hAnsi="Times New Roman" w:cs="Times New Roman"/>
-          <w:sz w:val="20"/>
-          <w:szCs w:val="20"/>
-        </w:rPr>
-        <w:t xml:space="preserve"> having residential electricity connection with consumer number </w:t>
+        <w:t>{</w:t>
       </w:r>
       <w:r>
         <w:rPr>
@@ -4226,16 +4560,9 @@
           <w:noProof/>
           <w:sz w:val="20"/>
           <w:szCs w:val="20"/>
-        </w:rPr>
-        <w:t>12315151551</w:t>
-      </w:r>
-      <w:r>
-        <w:rPr>
-          <w:rFonts w:ascii="Times New Roman" w:hAnsi="Times New Roman" w:cs="Times New Roman"/>
-          <w:sz w:val="20"/>
-          <w:szCs w:val="20"/>
-        </w:rPr>
-        <w:t xml:space="preserve"> from </w:t>
+          <w:lang w:val="en-US"/>
+        </w:rPr>
+        <w:t>BENEFICIARY_NAME</w:t>
       </w:r>
       <w:r>
         <w:rPr>
@@ -4246,15 +4573,15 @@
           <w:sz w:val="20"/>
           <w:szCs w:val="20"/>
         </w:rPr>
-        <w:t>BAMANIA</w:t>
-      </w:r>
-      <w:r>
-        <w:rPr>
-          <w:rFonts w:ascii="Times New Roman" w:hAnsi="Times New Roman" w:cs="Times New Roman"/>
-          <w:sz w:val="20"/>
-          <w:szCs w:val="20"/>
-        </w:rPr>
-        <w:t xml:space="preserve">(DISCOM) at </w:t>
+        <w:t>}</w:t>
+      </w:r>
+      <w:r>
+        <w:rPr>
+          <w:rFonts w:ascii="Times New Roman" w:hAnsi="Times New Roman" w:cs="Times New Roman"/>
+          <w:sz w:val="20"/>
+          <w:szCs w:val="20"/>
+        </w:rPr>
+        <w:t xml:space="preserve"> having residential electricity connection with consumer number </w:t>
       </w:r>
       <w:r>
         <w:rPr>
@@ -4265,66 +4592,86 @@
           <w:sz w:val="20"/>
           <w:szCs w:val="20"/>
         </w:rPr>
-        <w:t>123 Test Street, Surat</w:t>
+        <w:t>{</w:t>
       </w:r>
       <w:r>
         <w:rPr>
           <w:rFonts w:ascii="Times New Roman" w:hAnsi="Times New Roman" w:cs="Times New Roman"/>
           <w:b/>
           <w:bCs/>
-          <w:sz w:val="20"/>
-          <w:szCs w:val="20"/>
-        </w:rPr>
-        <w:t xml:space="preserve"> </w:t>
-      </w:r>
-      <w:r>
-        <w:rPr>
-          <w:rFonts w:ascii="Times New Roman" w:hAnsi="Times New Roman" w:cs="Times New Roman"/>
-          <w:sz w:val="20"/>
-          <w:szCs w:val="20"/>
-        </w:rPr>
-        <w:t>Hereinafter referred as Applicant).</w:t>
-      </w:r>
-    </w:p>
-    <w:p>
-      <w:pPr>
-        <w:tabs>
-          <w:tab w:val="left" w:pos="8087"/>
-        </w:tabs>
-        <w:jc w:val="center"/>
+          <w:noProof/>
+          <w:sz w:val="20"/>
+          <w:szCs w:val="20"/>
+          <w:lang w:val="en-US"/>
+        </w:rPr>
+        <w:t>CONSUMER_NUMBER</w:t>
+      </w:r>
+      <w:r>
         <w:rPr>
           <w:rFonts w:ascii="Times New Roman" w:hAnsi="Times New Roman" w:cs="Times New Roman"/>
           <w:b/>
           <w:bCs/>
-          <w:sz w:val="20"/>
-          <w:szCs w:val="20"/>
-        </w:rPr>
-      </w:pPr>
+          <w:noProof/>
+          <w:sz w:val="20"/>
+          <w:szCs w:val="20"/>
+        </w:rPr>
+        <w:t>}</w:t>
+      </w:r>
+      <w:r>
+        <w:rPr>
+          <w:rFonts w:ascii="Times New Roman" w:hAnsi="Times New Roman" w:cs="Times New Roman"/>
+          <w:sz w:val="20"/>
+          <w:szCs w:val="20"/>
+        </w:rPr>
+        <w:t xml:space="preserve"> from </w:t>
+      </w:r>
       <w:r>
         <w:rPr>
           <w:rFonts w:ascii="Times New Roman" w:hAnsi="Times New Roman" w:cs="Times New Roman"/>
           <w:b/>
           <w:bCs/>
-          <w:sz w:val="20"/>
-          <w:szCs w:val="20"/>
-        </w:rPr>
-        <w:t>AND</w:t>
-      </w:r>
-    </w:p>
-    <w:p>
-      <w:pPr>
-        <w:tabs>
-          <w:tab w:val="left" w:pos="8087"/>
-        </w:tabs>
-        <w:jc w:val="both"/>
+          <w:noProof/>
+          <w:sz w:val="20"/>
+          <w:szCs w:val="20"/>
+        </w:rPr>
+        <w:t>BAMANIA</w:t>
+      </w:r>
+      <w:r>
+        <w:rPr>
+          <w:rFonts w:ascii="Times New Roman" w:hAnsi="Times New Roman" w:cs="Times New Roman"/>
+          <w:sz w:val="20"/>
+          <w:szCs w:val="20"/>
+        </w:rPr>
+        <w:t xml:space="preserve">(DISCOM) at </w:t>
+      </w:r>
+      <w:r>
+        <w:rPr>
+          <w:rFonts w:ascii="Times New Roman" w:hAnsi="Times New Roman" w:cs="Times New Roman"/>
+          <w:sz w:val="20"/>
+          <w:szCs w:val="20"/>
+        </w:rPr>
+        <w:t>{</w:t>
+      </w:r>
+      <w:r>
+        <w:rPr>
+          <w:rFonts w:ascii="Times New Roman" w:hAnsi="Times New Roman" w:cs="Times New Roman"/>
+          <w:sz w:val="20"/>
+          <w:szCs w:val="20"/>
+          <w:lang w:val="en-US"/>
+        </w:rPr>
+        <w:t>BENEFICIARY_ADDRESS</w:t>
+      </w:r>
+      <w:r>
         <w:rPr>
           <w:rFonts w:ascii="Times New Roman" w:hAnsi="Times New Roman" w:cs="Times New Roman"/>
           <w:b/>
           <w:bCs/>
-          <w:sz w:val="20"/>
-          <w:szCs w:val="20"/>
-        </w:rPr>
-      </w:pPr>
+          <w:noProof/>
+          <w:sz w:val="20"/>
+          <w:szCs w:val="20"/>
+        </w:rPr>
+        <w:t>}</w:t>
+      </w:r>
       <w:r>
         <w:rPr>
           <w:rFonts w:ascii="Times New Roman" w:hAnsi="Times New Roman" w:cs="Times New Roman"/>
@@ -4333,17 +4680,23 @@
           <w:sz w:val="20"/>
           <w:szCs w:val="20"/>
         </w:rPr>
-        <w:t xml:space="preserve">BHSQUARE SOLAR INSTALLATION AND SERVICES   </w:t>
-      </w:r>
-      <w:r>
-        <w:rPr>
-          <w:rFonts w:ascii="Times New Roman" w:hAnsi="Times New Roman" w:cs="Times New Roman"/>
-          <w:sz w:val="20"/>
-          <w:szCs w:val="20"/>
-        </w:rPr>
-        <w:t>is registered/ empanelled with the (hereinafter referred as DISCOM) and is having registered/functional office at</w:t>
-      </w:r>
-      <w:r>
+        <w:t xml:space="preserve"> </w:t>
+      </w:r>
+      <w:r>
+        <w:rPr>
+          <w:rFonts w:ascii="Times New Roman" w:hAnsi="Times New Roman" w:cs="Times New Roman"/>
+          <w:sz w:val="20"/>
+          <w:szCs w:val="20"/>
+        </w:rPr>
+        <w:t>Hereinafter referred as Applicant).</w:t>
+      </w:r>
+    </w:p>
+    <w:p>
+      <w:pPr>
+        <w:tabs>
+          <w:tab w:val="left" w:pos="8087"/>
+        </w:tabs>
+        <w:jc w:val="center"/>
         <w:rPr>
           <w:rFonts w:ascii="Times New Roman" w:hAnsi="Times New Roman" w:cs="Times New Roman"/>
           <w:b/>
@@ -4351,7 +4704,103 @@
           <w:sz w:val="20"/>
           <w:szCs w:val="20"/>
         </w:rPr>
-        <w:t xml:space="preserve"> Endhal, Gandevi, Navsari – 396430 (Hereinafter referred as Vendor).</w:t>
+      </w:pPr>
+      <w:r>
+        <w:rPr>
+          <w:rFonts w:ascii="Times New Roman" w:hAnsi="Times New Roman" w:cs="Times New Roman"/>
+          <w:b/>
+          <w:bCs/>
+          <w:sz w:val="20"/>
+          <w:szCs w:val="20"/>
+        </w:rPr>
+        <w:t>AND</w:t>
+      </w:r>
+    </w:p>
+    <w:p>
+      <w:pPr>
+        <w:tabs>
+          <w:tab w:val="left" w:pos="8087"/>
+        </w:tabs>
+        <w:jc w:val="both"/>
+        <w:rPr>
+          <w:rFonts w:ascii="Times New Roman" w:hAnsi="Times New Roman" w:cs="Times New Roman"/>
+          <w:b/>
+          <w:bCs/>
+          <w:sz w:val="20"/>
+          <w:szCs w:val="20"/>
+        </w:rPr>
+      </w:pPr>
+      <w:r>
+        <w:rPr>
+          <w:rFonts w:ascii="Times New Roman" w:hAnsi="Times New Roman" w:cs="Times New Roman"/>
+          <w:b/>
+          <w:bCs/>
+          <w:sz w:val="20"/>
+          <w:szCs w:val="20"/>
+        </w:rPr>
+        <w:t xml:space="preserve">BHSQUARE SOLAR INSTALLATION AND SERVICES   </w:t>
+      </w:r>
+      <w:r>
+        <w:rPr>
+          <w:rFonts w:ascii="Times New Roman" w:hAnsi="Times New Roman" w:cs="Times New Roman"/>
+          <w:sz w:val="20"/>
+          <w:szCs w:val="20"/>
+        </w:rPr>
+        <w:t>is registered/ empanelled with the (hereinafter referred as DISCOM) and is having registered/functional office at</w:t>
+      </w:r>
+      <w:r>
+        <w:rPr>
+          <w:rFonts w:ascii="Times New Roman" w:hAnsi="Times New Roman" w:cs="Times New Roman"/>
+          <w:b/>
+          <w:bCs/>
+          <w:sz w:val="20"/>
+          <w:szCs w:val="20"/>
+        </w:rPr>
+        <w:t xml:space="preserve"> </w:t>
+      </w:r>
+      <w:proofErr w:type="spellStart"/>
+      <w:r>
+        <w:rPr>
+          <w:rFonts w:ascii="Times New Roman" w:hAnsi="Times New Roman" w:cs="Times New Roman"/>
+          <w:b/>
+          <w:bCs/>
+          <w:sz w:val="20"/>
+          <w:szCs w:val="20"/>
+        </w:rPr>
+        <w:t>Endhal</w:t>
+      </w:r>
+      <w:proofErr w:type="spellEnd"/>
+      <w:r>
+        <w:rPr>
+          <w:rFonts w:ascii="Times New Roman" w:hAnsi="Times New Roman" w:cs="Times New Roman"/>
+          <w:b/>
+          <w:bCs/>
+          <w:sz w:val="20"/>
+          <w:szCs w:val="20"/>
+        </w:rPr>
+        <w:t xml:space="preserve">, </w:t>
+      </w:r>
+      <w:proofErr w:type="spellStart"/>
+      <w:r>
+        <w:rPr>
+          <w:rFonts w:ascii="Times New Roman" w:hAnsi="Times New Roman" w:cs="Times New Roman"/>
+          <w:b/>
+          <w:bCs/>
+          <w:sz w:val="20"/>
+          <w:szCs w:val="20"/>
+        </w:rPr>
+        <w:t>Gandevi</w:t>
+      </w:r>
+      <w:proofErr w:type="spellEnd"/>
+      <w:r>
+        <w:rPr>
+          <w:rFonts w:ascii="Times New Roman" w:hAnsi="Times New Roman" w:cs="Times New Roman"/>
+          <w:b/>
+          <w:bCs/>
+          <w:sz w:val="20"/>
+          <w:szCs w:val="20"/>
+        </w:rPr>
+        <w:t>, Navsari – 396430 (Hereinafter referred as Vendor).</w:t>
       </w:r>
     </w:p>
     <w:p>
@@ -4590,6 +5039,8 @@
         </w:numPr>
         <w:rPr>
           <w:rFonts w:ascii="Times New Roman" w:hAnsi="Times New Roman" w:cs="Times New Roman"/>
+          <w:noProof/>
+          <w:lang w:val="en-US"/>
         </w:rPr>
       </w:pPr>
       <w:r>
@@ -4603,7 +5054,22 @@
           <w:rFonts w:ascii="Times New Roman" w:hAnsi="Times New Roman" w:cs="Times New Roman"/>
           <w:noProof/>
         </w:rPr>
-        <w:t>4.40</w:t>
+        <w:t>{</w:t>
+      </w:r>
+      <w:r>
+        <w:rPr>
+          <w:rFonts w:ascii="Times New Roman" w:hAnsi="Times New Roman" w:cs="Times New Roman"/>
+          <w:noProof/>
+          <w:lang w:val="en-US"/>
+        </w:rPr>
+        <w:t>SYSTEM_CAPACITY</w:t>
+      </w:r>
+      <w:r>
+        <w:rPr>
+          <w:rFonts w:ascii="Times New Roman" w:hAnsi="Times New Roman" w:cs="Times New Roman"/>
+          <w:noProof/>
+        </w:rPr>
+        <w:t>}</w:t>
       </w:r>
       <w:r>
         <w:rPr>
@@ -4639,6 +5105,8 @@
         </w:numPr>
         <w:rPr>
           <w:rFonts w:ascii="Times New Roman" w:hAnsi="Times New Roman" w:cs="Times New Roman"/>
+          <w:noProof/>
+          <w:lang w:val="en-US"/>
         </w:rPr>
       </w:pPr>
       <w:r>
@@ -4652,7 +5120,22 @@
           <w:rFonts w:ascii="Times New Roman" w:hAnsi="Times New Roman" w:cs="Times New Roman"/>
           <w:noProof/>
         </w:rPr>
-        <w:t>ADANI</w:t>
+        <w:t>{</w:t>
+      </w:r>
+      <w:r>
+        <w:rPr>
+          <w:rFonts w:ascii="Times New Roman" w:hAnsi="Times New Roman" w:cs="Times New Roman"/>
+          <w:noProof/>
+          <w:lang w:val="en-US"/>
+        </w:rPr>
+        <w:t>PANEL_BRAND</w:t>
+      </w:r>
+      <w:r>
+        <w:rPr>
+          <w:rFonts w:ascii="Times New Roman" w:hAnsi="Times New Roman" w:cs="Times New Roman"/>
+          <w:noProof/>
+        </w:rPr>
+        <w:t>}</w:t>
       </w:r>
       <w:r>
         <w:rPr>
@@ -4665,13 +5148,36 @@
           <w:rFonts w:ascii="Times New Roman" w:hAnsi="Times New Roman" w:cs="Times New Roman"/>
           <w:noProof/>
         </w:rPr>
-        <w:t>550</w:t>
-      </w:r>
-      <w:r>
-        <w:rPr>
-          <w:rFonts w:ascii="Times New Roman" w:hAnsi="Times New Roman" w:cs="Times New Roman"/>
-        </w:rPr>
-        <w:t>Wp capacity each and 80 % efficiency will be procured and installed by the Vendor.</w:t>
+        <w:t>{</w:t>
+      </w:r>
+      <w:r>
+        <w:rPr>
+          <w:rFonts w:ascii="Times New Roman" w:hAnsi="Times New Roman" w:cs="Times New Roman"/>
+          <w:noProof/>
+          <w:lang w:val="en-US"/>
+        </w:rPr>
+        <w:t>PANEL_CAPACITY</w:t>
+      </w:r>
+      <w:r>
+        <w:rPr>
+          <w:rFonts w:ascii="Times New Roman" w:hAnsi="Times New Roman" w:cs="Times New Roman"/>
+          <w:noProof/>
+        </w:rPr>
+        <w:t xml:space="preserve">} </w:t>
+      </w:r>
+      <w:proofErr w:type="spellStart"/>
+      <w:r>
+        <w:rPr>
+          <w:rFonts w:ascii="Times New Roman" w:hAnsi="Times New Roman" w:cs="Times New Roman"/>
+        </w:rPr>
+        <w:t>Wp</w:t>
+      </w:r>
+      <w:proofErr w:type="spellEnd"/>
+      <w:r>
+        <w:rPr>
+          <w:rFonts w:ascii="Times New Roman" w:hAnsi="Times New Roman" w:cs="Times New Roman"/>
+        </w:rPr>
+        <w:t xml:space="preserve"> capacity each and 80 % efficiency will be procured and installed by the Vendor.</w:t>
       </w:r>
     </w:p>
     <w:p>
@@ -4683,6 +5189,8 @@
         </w:numPr>
         <w:rPr>
           <w:rFonts w:ascii="Times New Roman" w:hAnsi="Times New Roman" w:cs="Times New Roman"/>
+          <w:noProof/>
+          <w:lang w:val="en-US"/>
         </w:rPr>
       </w:pPr>
       <w:r>
@@ -4696,7 +5204,22 @@
           <w:rFonts w:ascii="Times New Roman" w:hAnsi="Times New Roman" w:cs="Times New Roman"/>
           <w:noProof/>
         </w:rPr>
-        <w:t>POLYCAB</w:t>
+        <w:t>{</w:t>
+      </w:r>
+      <w:r>
+        <w:rPr>
+          <w:rFonts w:ascii="Times New Roman" w:hAnsi="Times New Roman" w:cs="Times New Roman"/>
+          <w:noProof/>
+          <w:lang w:val="en-US"/>
+        </w:rPr>
+        <w:t>INVERTER_BRAND</w:t>
+      </w:r>
+      <w:r>
+        <w:rPr>
+          <w:rFonts w:ascii="Times New Roman" w:hAnsi="Times New Roman" w:cs="Times New Roman"/>
+          <w:noProof/>
+        </w:rPr>
+        <w:t>}</w:t>
       </w:r>
       <w:r>
         <w:rPr>
@@ -4709,7 +5232,30 @@
           <w:rFonts w:ascii="Times New Roman" w:hAnsi="Times New Roman" w:cs="Times New Roman"/>
           <w:noProof/>
         </w:rPr>
-        <w:t>4.60</w:t>
+        <w:t>{</w:t>
+      </w:r>
+      <w:r>
+        <w:rPr>
+          <w:rFonts w:ascii="Times New Roman" w:hAnsi="Times New Roman" w:cs="Times New Roman"/>
+          <w:noProof/>
+          <w:lang w:val="en-US"/>
+        </w:rPr>
+        <w:t>TOTAL</w:t>
+      </w:r>
+      <w:r>
+        <w:rPr>
+          <w:rFonts w:ascii="Times New Roman" w:hAnsi="Times New Roman" w:cs="Times New Roman"/>
+          <w:noProof/>
+          <w:lang w:val="en-US"/>
+        </w:rPr>
+        <w:t>_CAPACITY</w:t>
+      </w:r>
+      <w:r>
+        <w:rPr>
+          <w:rFonts w:ascii="Times New Roman" w:hAnsi="Times New Roman" w:cs="Times New Roman"/>
+          <w:noProof/>
+        </w:rPr>
+        <w:t>}</w:t>
       </w:r>
       <w:r>
         <w:rPr>
@@ -7090,7 +7636,25 @@
           <w:sz w:val="26"/>
           <w:szCs w:val="26"/>
         </w:rPr>
-        <w:t>Indigo Howe</w:t>
+        <w:t>{</w:t>
+      </w:r>
+      <w:r>
+        <w:rPr>
+          <w:rFonts w:ascii="Times New Roman" w:hAnsi="Times New Roman" w:cs="Times New Roman"/>
+          <w:noProof/>
+          <w:sz w:val="26"/>
+          <w:szCs w:val="26"/>
+        </w:rPr>
+        <w:t>BENEFICIARY_NAME</w:t>
+      </w:r>
+      <w:r>
+        <w:rPr>
+          <w:rFonts w:ascii="Times New Roman" w:hAnsi="Times New Roman" w:cs="Times New Roman"/>
+          <w:noProof/>
+          <w:sz w:val="26"/>
+          <w:szCs w:val="26"/>
+        </w:rPr>
+        <w:t>}</w:t>
       </w:r>
     </w:p>
     <w:p>
@@ -7397,6 +7961,10 @@
     <w:p>
       <w:pPr>
         <w:jc w:val="both"/>
+        <w:rPr>
+          <w:noProof/>
+          <w:lang w:val="en-US"/>
+        </w:rPr>
       </w:pPr>
       <w:r>
         <w:t xml:space="preserve">Installations is to certify that the installation of Solar rooftop power plant along with its associated equipment of capacity </w:t>
@@ -7405,7 +7973,20 @@
         <w:rPr>
           <w:noProof/>
         </w:rPr>
-        <w:t>550</w:t>
+        <w:t>{</w:t>
+      </w:r>
+      <w:r>
+        <w:rPr>
+          <w:noProof/>
+          <w:lang w:val="en-US"/>
+        </w:rPr>
+        <w:t>PANEL_CAPACITY</w:t>
+      </w:r>
+      <w:r>
+        <w:rPr>
+          <w:noProof/>
+        </w:rPr>
+        <w:t>}</w:t>
       </w:r>
       <w:r>
         <w:t xml:space="preserve"> X </w:t>
@@ -7414,7 +7995,20 @@
         <w:rPr>
           <w:noProof/>
         </w:rPr>
-        <w:t>8</w:t>
+        <w:t>{</w:t>
+      </w:r>
+      <w:r>
+        <w:rPr>
+          <w:noProof/>
+          <w:lang w:val="en-US"/>
+        </w:rPr>
+        <w:t>PANEL_QUANTITY</w:t>
+      </w:r>
+      <w:r>
+        <w:rPr>
+          <w:noProof/>
+        </w:rPr>
+        <w:t>}</w:t>
       </w:r>
       <w:r>
         <w:t xml:space="preserve"> = </w:t>
@@ -7423,10 +8017,28 @@
         <w:rPr>
           <w:noProof/>
         </w:rPr>
-        <w:t>4.40</w:t>
-      </w:r>
-      <w:r>
-        <w:t>KWp total capacity at Has been carried out by us/me and the details of the as well as test results are as under:</w:t>
+        <w:t>{</w:t>
+      </w:r>
+      <w:r>
+        <w:rPr>
+          <w:noProof/>
+          <w:lang w:val="en-US"/>
+        </w:rPr>
+        <w:t>SYSTEM_CAPACITY</w:t>
+      </w:r>
+      <w:r>
+        <w:rPr>
+          <w:noProof/>
+        </w:rPr>
+        <w:t>}</w:t>
+      </w:r>
+      <w:proofErr w:type="spellStart"/>
+      <w:r>
+        <w:t>KWp</w:t>
+      </w:r>
+      <w:proofErr w:type="spellEnd"/>
+      <w:r>
+        <w:t xml:space="preserve"> total capacity at Has been carried out by us/me and the details of the as well as test results are as under:</w:t>
       </w:r>
     </w:p>
     <w:p>
@@ -7450,20 +8062,44 @@
     <w:p>
       <w:pPr>
         <w:jc w:val="both"/>
+        <w:rPr>
+          <w:noProof/>
+          <w:lang w:val="en-US"/>
+        </w:rPr>
       </w:pPr>
       <w:r>
         <w:t xml:space="preserve">     NAME:</w:t>
       </w:r>
       <w:r>
+        <w:t xml:space="preserve"> </w:t>
+      </w:r>
+      <w:r>
         <w:rPr>
           <w:noProof/>
         </w:rPr>
-        <w:t>Indigo Howe</w:t>
-      </w:r>
-    </w:p>
-    <w:p>
-      <w:pPr>
-        <w:jc w:val="both"/>
+        <w:t>{</w:t>
+      </w:r>
+      <w:r>
+        <w:rPr>
+          <w:noProof/>
+          <w:lang w:val="en-US"/>
+        </w:rPr>
+        <w:t>BENEFICIARY_NAME</w:t>
+      </w:r>
+      <w:r>
+        <w:rPr>
+          <w:noProof/>
+        </w:rPr>
+        <w:t>}</w:t>
+      </w:r>
+    </w:p>
+    <w:p>
+      <w:pPr>
+        <w:jc w:val="both"/>
+        <w:rPr>
+          <w:noProof/>
+          <w:lang w:val="en-US"/>
+        </w:rPr>
       </w:pPr>
       <w:r>
         <w:t xml:space="preserve">     ADDRESS:</w:t>
@@ -7472,12 +8108,29 @@
         <w:rPr>
           <w:noProof/>
         </w:rPr>
-        <w:t>123 Test Street, Surat</w:t>
-      </w:r>
-    </w:p>
-    <w:p>
-      <w:pPr>
-        <w:jc w:val="both"/>
+        <w:t xml:space="preserve"> {</w:t>
+      </w:r>
+      <w:r>
+        <w:rPr>
+          <w:noProof/>
+          <w:lang w:val="en-US"/>
+        </w:rPr>
+        <w:t>BENEFICIARY_ADDRESS</w:t>
+      </w:r>
+      <w:r>
+        <w:rPr>
+          <w:noProof/>
+        </w:rPr>
+        <w:t>}</w:t>
+      </w:r>
+    </w:p>
+    <w:p>
+      <w:pPr>
+        <w:jc w:val="both"/>
+        <w:rPr>
+          <w:noProof/>
+          <w:lang w:val="en-US"/>
+        </w:rPr>
       </w:pPr>
       <w:r>
         <w:t xml:space="preserve">     ELECTRICITY CONNECTION NUMBER:</w:t>
@@ -7486,12 +8139,29 @@
         <w:rPr>
           <w:noProof/>
         </w:rPr>
-        <w:t>12315151551</w:t>
-      </w:r>
-    </w:p>
-    <w:p>
-      <w:pPr>
-        <w:jc w:val="both"/>
+        <w:t xml:space="preserve"> {</w:t>
+      </w:r>
+      <w:r>
+        <w:rPr>
+          <w:noProof/>
+          <w:lang w:val="en-US"/>
+        </w:rPr>
+        <w:t>CONSUMER_NUMBER</w:t>
+      </w:r>
+      <w:r>
+        <w:rPr>
+          <w:noProof/>
+        </w:rPr>
+        <w:t>}</w:t>
+      </w:r>
+    </w:p>
+    <w:p>
+      <w:pPr>
+        <w:jc w:val="both"/>
+        <w:rPr>
+          <w:noProof/>
+          <w:lang w:val="en-US"/>
+        </w:rPr>
       </w:pPr>
       <w:r>
         <w:t xml:space="preserve">     REGISTRATION NUMBER:</w:t>
@@ -7500,7 +8170,20 @@
         <w:rPr>
           <w:noProof/>
         </w:rPr>
-        <w:t>APP-182</w:t>
+        <w:t xml:space="preserve"> {</w:t>
+      </w:r>
+      <w:r>
+        <w:rPr>
+          <w:noProof/>
+          <w:lang w:val="en-US"/>
+        </w:rPr>
+        <w:t>APPLICATION_NUMBER</w:t>
+      </w:r>
+      <w:r>
+        <w:rPr>
+          <w:noProof/>
+        </w:rPr>
+        <w:t>}</w:t>
       </w:r>
     </w:p>
     <w:p>
@@ -7736,12 +8419,21 @@
           <w:p>
             <w:pPr>
               <w:jc w:val="center"/>
+              <w:rPr>
+                <w:lang w:val="en-US"/>
+              </w:rPr>
             </w:pPr>
             <w:r>
+              <w:t>{</w:t>
+            </w:r>
+            <w:r>
               <w:rPr>
-                <w:noProof/>
+                <w:lang w:val="en-US"/>
               </w:rPr>
-              <w:t>550</w:t>
+              <w:t>PANEL_CAPACITY</w:t>
+            </w:r>
+            <w:r>
+              <w:t>}</w:t>
             </w:r>
           </w:p>
         </w:tc>
@@ -7808,12 +8500,21 @@
           <w:p>
             <w:pPr>
               <w:jc w:val="center"/>
+              <w:rPr>
+                <w:lang w:val="en-US"/>
+              </w:rPr>
             </w:pPr>
             <w:r>
+              <w:t>{</w:t>
+            </w:r>
+            <w:r>
               <w:rPr>
-                <w:noProof/>
+                <w:lang w:val="en-US"/>
               </w:rPr>
-              <w:t>8</w:t>
+              <w:t>PANEL_QUANTITY</w:t>
+            </w:r>
+            <w:r>
+              <w:t>}</w:t>
             </w:r>
           </w:p>
         </w:tc>
@@ -7824,9 +8525,21 @@
           <w:p>
             <w:pPr>
               <w:jc w:val="center"/>
+              <w:rPr>
+                <w:lang w:val="en-US"/>
+              </w:rPr>
             </w:pPr>
             <w:r>
-              <w:t>1</w:t>
+              <w:t>{</w:t>
+            </w:r>
+            <w:r>
+              <w:rPr>
+                <w:lang w:val="en-US"/>
+              </w:rPr>
+              <w:t>INVERTER_QUANTITY</w:t>
+            </w:r>
+            <w:r>
+              <w:t>}</w:t>
             </w:r>
           </w:p>
         </w:tc>
@@ -7868,12 +8581,21 @@
           <w:p>
             <w:pPr>
               <w:jc w:val="center"/>
+              <w:rPr>
+                <w:lang w:val="en-US"/>
+              </w:rPr>
             </w:pPr>
             <w:r>
+              <w:t>{</w:t>
+            </w:r>
+            <w:r>
               <w:rPr>
-                <w:noProof/>
+                <w:lang w:val="en-US"/>
               </w:rPr>
-              <w:t>4.40</w:t>
+              <w:t>SYSTEM_CAPACITY</w:t>
+            </w:r>
+            <w:r>
+              <w:t>}</w:t>
             </w:r>
           </w:p>
         </w:tc>
@@ -7884,12 +8606,21 @@
           <w:p>
             <w:pPr>
               <w:jc w:val="center"/>
+              <w:rPr>
+                <w:lang w:val="en-US"/>
+              </w:rPr>
             </w:pPr>
             <w:r>
+              <w:t>{TOTAL</w:t>
+            </w:r>
+            <w:r>
               <w:rPr>
-                <w:noProof/>
+                <w:lang w:val="en-US"/>
               </w:rPr>
-              <w:t>4.60</w:t>
+              <w:t>_CAPACITY</w:t>
+            </w:r>
+            <w:r>
+              <w:t>}</w:t>
             </w:r>
           </w:p>
         </w:tc>

--- a/solar_template_FINAL.docx
+++ b/solar_template_FINAL.docx
@@ -831,21 +831,7 @@
               <w:rPr>
                 <w:rFonts w:ascii="Times New Roman" w:hAnsi="Times New Roman" w:cs="Times New Roman"/>
               </w:rPr>
-              <w:t xml:space="preserve">Model Agreement with </w:t>
-            </w:r>
-            <w:proofErr w:type="spellStart"/>
-            <w:r>
-              <w:rPr>
-                <w:rFonts w:ascii="Times New Roman" w:hAnsi="Times New Roman" w:cs="Times New Roman"/>
-              </w:rPr>
-              <w:t>BHsqauare</w:t>
-            </w:r>
-            <w:proofErr w:type="spellEnd"/>
-            <w:r>
-              <w:rPr>
-                <w:rFonts w:ascii="Times New Roman" w:hAnsi="Times New Roman" w:cs="Times New Roman"/>
-              </w:rPr>
-              <w:t xml:space="preserve"> Solar Installation &amp; Services</w:t>
+              <w:t>Model Agreement with BHsqauare Solar Installation &amp; Services</w:t>
             </w:r>
           </w:p>
         </w:tc>
@@ -967,21 +953,7 @@
               <w:rPr>
                 <w:rFonts w:ascii="Times New Roman" w:hAnsi="Times New Roman" w:cs="Times New Roman"/>
               </w:rPr>
-              <w:t>Cancel Cheque Or Bank-</w:t>
-            </w:r>
-            <w:proofErr w:type="spellStart"/>
-            <w:r>
-              <w:rPr>
-                <w:rFonts w:ascii="Times New Roman" w:hAnsi="Times New Roman" w:cs="Times New Roman"/>
-              </w:rPr>
-              <w:t>PassBook</w:t>
-            </w:r>
-            <w:proofErr w:type="spellEnd"/>
-            <w:r>
-              <w:rPr>
-                <w:rFonts w:ascii="Times New Roman" w:hAnsi="Times New Roman" w:cs="Times New Roman"/>
-              </w:rPr>
-              <w:t xml:space="preserve"> with Visible information</w:t>
+              <w:t>Cancel Cheque Or Bank-PassBook with Visible information</w:t>
             </w:r>
           </w:p>
         </w:tc>
@@ -1038,19 +1010,11 @@
                 <w:rFonts w:ascii="Times New Roman" w:hAnsi="Times New Roman" w:cs="Times New Roman"/>
               </w:rPr>
             </w:pPr>
-            <w:proofErr w:type="spellStart"/>
             <w:r>
               <w:rPr>
                 <w:rFonts w:ascii="Times New Roman" w:hAnsi="Times New Roman" w:cs="Times New Roman"/>
               </w:rPr>
-              <w:t>Dcr</w:t>
-            </w:r>
-            <w:proofErr w:type="spellEnd"/>
-            <w:r>
-              <w:rPr>
-                <w:rFonts w:ascii="Times New Roman" w:hAnsi="Times New Roman" w:cs="Times New Roman"/>
-              </w:rPr>
-              <w:t xml:space="preserve"> Certificate</w:t>
+              <w:t>Dcr Certificate</w:t>
             </w:r>
           </w:p>
         </w:tc>
@@ -1678,55 +1642,7 @@
           <w:sz w:val="20"/>
           <w:szCs w:val="20"/>
         </w:rPr>
-        <w:t xml:space="preserve">Gujarat Vij Company Limited, a Company registered under the Companies Act 1956/2013 and functioning as </w:t>
-      </w:r>
-      <w:proofErr w:type="spellStart"/>
-      <w:r>
-        <w:rPr>
-          <w:sz w:val="20"/>
-          <w:szCs w:val="20"/>
-        </w:rPr>
-        <w:t>the”Distribution</w:t>
-      </w:r>
-      <w:proofErr w:type="spellEnd"/>
-      <w:r>
-        <w:rPr>
-          <w:sz w:val="20"/>
-          <w:szCs w:val="20"/>
-        </w:rPr>
-        <w:t xml:space="preserve"> Company” or “DISCOM” under the Electricity Act 2003 having its Head Office at, “Urja Sadan”, Nana </w:t>
-      </w:r>
-      <w:proofErr w:type="spellStart"/>
-      <w:r>
-        <w:rPr>
-          <w:sz w:val="20"/>
-          <w:szCs w:val="20"/>
-        </w:rPr>
-        <w:t>Varachha</w:t>
-      </w:r>
-      <w:proofErr w:type="spellEnd"/>
-      <w:r>
-        <w:rPr>
-          <w:sz w:val="20"/>
-          <w:szCs w:val="20"/>
-        </w:rPr>
-        <w:t xml:space="preserve"> Road, </w:t>
-      </w:r>
-      <w:proofErr w:type="spellStart"/>
-      <w:r>
-        <w:rPr>
-          <w:sz w:val="20"/>
-          <w:szCs w:val="20"/>
-        </w:rPr>
-        <w:t>Kapodara</w:t>
-      </w:r>
-      <w:proofErr w:type="spellEnd"/>
-      <w:r>
-        <w:rPr>
-          <w:sz w:val="20"/>
-          <w:szCs w:val="20"/>
-        </w:rPr>
-        <w:t xml:space="preserve"> Char Rasta, Surat-395006 (hereinafter referred to as “DGVCL” or “Distribution Licensee”   or   “DISCOM”   which   expression   shall   include   its   permitted   assigns   and successors) a Party of the Second Party</w:t>
+        <w:t>Gujarat Vij Company Limited, a Company registered under the Companies Act 1956/2013 and functioning as the”Distribution Company” or “DISCOM” under the Electricity Act 2003 having its Head Office at, “Urja Sadan”, Nana Varachha Road, Kapodara Char Rasta, Surat-395006 (hereinafter referred to as “DGVCL” or “Distribution Licensee”   or   “DISCOM”   which   expression   shall   include   its   permitted   assigns   and successors) a Party of the Second Party</w:t>
       </w:r>
     </w:p>
     <w:p>
@@ -1767,23 +1683,7 @@
           <w:sz w:val="20"/>
           <w:szCs w:val="20"/>
         </w:rPr>
-        <w:t xml:space="preserve">The solar project of “National Portal” has been registered on GEDA / National Portal on </w:t>
-      </w:r>
-      <w:proofErr w:type="spellStart"/>
-      <w:r>
-        <w:rPr>
-          <w:sz w:val="20"/>
-          <w:szCs w:val="20"/>
-        </w:rPr>
-        <w:t>dtd</w:t>
-      </w:r>
-      <w:proofErr w:type="spellEnd"/>
-      <w:r>
-        <w:rPr>
-          <w:sz w:val="20"/>
-          <w:szCs w:val="20"/>
-        </w:rPr>
-        <w:t>.</w:t>
+        <w:t>The solar project of “National Portal” has been registered on GEDA / National Portal on dtd.</w:t>
       </w:r>
       <w:r>
         <w:rPr>
@@ -2577,23 +2477,7 @@
           <w:sz w:val="20"/>
           <w:szCs w:val="20"/>
         </w:rPr>
-        <w:t xml:space="preserve">In order to </w:t>
-      </w:r>
-      <w:proofErr w:type="spellStart"/>
-      <w:r>
-        <w:rPr>
-          <w:sz w:val="20"/>
-          <w:szCs w:val="20"/>
-        </w:rPr>
-        <w:t>fulfill</w:t>
-      </w:r>
-      <w:proofErr w:type="spellEnd"/>
-      <w:r>
-        <w:rPr>
-          <w:sz w:val="20"/>
-          <w:szCs w:val="20"/>
-        </w:rPr>
-        <w:t xml:space="preserve"> Distribution Licensee’s obligation to maintain a safe and reliable distribution system, Consumer agrees that if it is determined by the Distribution Licensee that Consumer’s Solar Photovoltaic System either causes damage to and/or produces adverse effects affecting other consumers or Distribution Licensee’s assets, Consumer will have to disconnect Solar Photovoltaic System immediately from the distribution system upon direction from the Distribution Licensee and correct the problem to the satisfaction of distribution licensee at his own expense prior to reconnection.</w:t>
+        <w:t>In order to fulfill Distribution Licensee’s obligation to maintain a safe and reliable distribution system, Consumer agrees that if it is determined by the Distribution Licensee that Consumer’s Solar Photovoltaic System either causes damage to and/or produces adverse effects affecting other consumers or Distribution Licensee’s assets, Consumer will have to disconnect Solar Photovoltaic System immediately from the distribution system upon direction from the Distribution Licensee and correct the problem to the satisfaction of distribution licensee at his own expense prior to reconnection.</w:t>
       </w:r>
     </w:p>
     <w:p>
@@ -3223,23 +3107,7 @@
           <w:sz w:val="20"/>
           <w:szCs w:val="20"/>
         </w:rPr>
-        <w:t xml:space="preserve">In case of net injection, net amount receivable by consumer in a bill shall be credited in consumers account and will be adjusted against bill amount payable in subsequent months. However, at the end of year, if net amount receivable by consumer is more than Rs. 100/- and consumer requests for payment, the same may be paid. Such payment shall be made only once in a year based on </w:t>
-      </w:r>
-      <w:proofErr w:type="spellStart"/>
-      <w:r>
-        <w:rPr>
-          <w:sz w:val="20"/>
-          <w:szCs w:val="20"/>
-        </w:rPr>
-        <w:t>year end</w:t>
-      </w:r>
-      <w:proofErr w:type="spellEnd"/>
-      <w:r>
-        <w:rPr>
-          <w:sz w:val="20"/>
-          <w:szCs w:val="20"/>
-        </w:rPr>
-        <w:t xml:space="preserve"> position and request of consumer.</w:t>
+        <w:t>In case of net injection, net amount receivable by consumer in a bill shall be credited in consumers account and will be adjusted against bill amount payable in subsequent months. However, at the end of year, if net amount receivable by consumer is more than Rs. 100/- and consumer requests for payment, the same may be paid. Such payment shall be made only once in a year based on year end position and request of consumer.</w:t>
       </w:r>
     </w:p>
     <w:p>
@@ -4634,32 +4502,7 @@
           <w:sz w:val="20"/>
           <w:szCs w:val="20"/>
         </w:rPr>
-        <w:t>BAMANIA</w:t>
-      </w:r>
-      <w:r>
-        <w:rPr>
-          <w:rFonts w:ascii="Times New Roman" w:hAnsi="Times New Roman" w:cs="Times New Roman"/>
-          <w:sz w:val="20"/>
-          <w:szCs w:val="20"/>
-        </w:rPr>
-        <w:t xml:space="preserve">(DISCOM) at </w:t>
-      </w:r>
-      <w:r>
-        <w:rPr>
-          <w:rFonts w:ascii="Times New Roman" w:hAnsi="Times New Roman" w:cs="Times New Roman"/>
-          <w:sz w:val="20"/>
-          <w:szCs w:val="20"/>
-        </w:rPr>
-        <w:t>{</w:t>
-      </w:r>
-      <w:r>
-        <w:rPr>
-          <w:rFonts w:ascii="Times New Roman" w:hAnsi="Times New Roman" w:cs="Times New Roman"/>
-          <w:sz w:val="20"/>
-          <w:szCs w:val="20"/>
-          <w:lang w:val="en-US"/>
-        </w:rPr>
-        <w:t>BENEFICIARY_ADDRESS</w:t>
+        <w:t>{SUBDIVI</w:t>
       </w:r>
       <w:r>
         <w:rPr>
@@ -4670,41 +4513,55 @@
           <w:sz w:val="20"/>
           <w:szCs w:val="20"/>
         </w:rPr>
-        <w:t>}</w:t>
+        <w:t>SION</w:t>
       </w:r>
       <w:r>
         <w:rPr>
           <w:rFonts w:ascii="Times New Roman" w:hAnsi="Times New Roman" w:cs="Times New Roman"/>
           <w:b/>
           <w:bCs/>
-          <w:sz w:val="20"/>
-          <w:szCs w:val="20"/>
-        </w:rPr>
-        <w:t xml:space="preserve"> </w:t>
-      </w:r>
-      <w:r>
-        <w:rPr>
-          <w:rFonts w:ascii="Times New Roman" w:hAnsi="Times New Roman" w:cs="Times New Roman"/>
-          <w:sz w:val="20"/>
-          <w:szCs w:val="20"/>
-        </w:rPr>
-        <w:t>Hereinafter referred as Applicant).</w:t>
-      </w:r>
-    </w:p>
-    <w:p>
-      <w:pPr>
-        <w:tabs>
-          <w:tab w:val="left" w:pos="8087"/>
-        </w:tabs>
-        <w:jc w:val="center"/>
+          <w:noProof/>
+          <w:sz w:val="20"/>
+          <w:szCs w:val="20"/>
+        </w:rPr>
+        <w:t>}</w:t>
+      </w:r>
+      <w:r>
+        <w:rPr>
+          <w:rFonts w:ascii="Times New Roman" w:hAnsi="Times New Roman" w:cs="Times New Roman"/>
+          <w:sz w:val="20"/>
+          <w:szCs w:val="20"/>
+        </w:rPr>
+        <w:t xml:space="preserve">(DISCOM) at </w:t>
+      </w:r>
+      <w:r>
+        <w:rPr>
+          <w:rFonts w:ascii="Times New Roman" w:hAnsi="Times New Roman" w:cs="Times New Roman"/>
+          <w:sz w:val="20"/>
+          <w:szCs w:val="20"/>
+        </w:rPr>
+        <w:t>{</w:t>
+      </w:r>
+      <w:r>
+        <w:rPr>
+          <w:rFonts w:ascii="Times New Roman" w:hAnsi="Times New Roman" w:cs="Times New Roman"/>
+          <w:sz w:val="20"/>
+          <w:szCs w:val="20"/>
+          <w:lang w:val="en-US"/>
+        </w:rPr>
+        <w:t>BENEFICIARY_ADDRESS</w:t>
+      </w:r>
+      <w:r>
         <w:rPr>
           <w:rFonts w:ascii="Times New Roman" w:hAnsi="Times New Roman" w:cs="Times New Roman"/>
           <w:b/>
           <w:bCs/>
-          <w:sz w:val="20"/>
-          <w:szCs w:val="20"/>
-        </w:rPr>
-      </w:pPr>
+          <w:noProof/>
+          <w:sz w:val="20"/>
+          <w:szCs w:val="20"/>
+        </w:rPr>
+        <w:t>}</w:t>
+      </w:r>
       <w:r>
         <w:rPr>
           <w:rFonts w:ascii="Times New Roman" w:hAnsi="Times New Roman" w:cs="Times New Roman"/>
@@ -4713,15 +4570,23 @@
           <w:sz w:val="20"/>
           <w:szCs w:val="20"/>
         </w:rPr>
-        <w:t>AND</w:t>
-      </w:r>
-    </w:p>
-    <w:p>
-      <w:pPr>
-        <w:tabs>
-          <w:tab w:val="left" w:pos="8087"/>
-        </w:tabs>
-        <w:jc w:val="both"/>
+        <w:t xml:space="preserve"> </w:t>
+      </w:r>
+      <w:r>
+        <w:rPr>
+          <w:rFonts w:ascii="Times New Roman" w:hAnsi="Times New Roman" w:cs="Times New Roman"/>
+          <w:sz w:val="20"/>
+          <w:szCs w:val="20"/>
+        </w:rPr>
+        <w:t>Hereinafter referred as Applicant).</w:t>
+      </w:r>
+    </w:p>
+    <w:p>
+      <w:pPr>
+        <w:tabs>
+          <w:tab w:val="left" w:pos="8087"/>
+        </w:tabs>
+        <w:jc w:val="center"/>
         <w:rPr>
           <w:rFonts w:ascii="Times New Roman" w:hAnsi="Times New Roman" w:cs="Times New Roman"/>
           <w:b/>
@@ -4738,17 +4603,15 @@
           <w:sz w:val="20"/>
           <w:szCs w:val="20"/>
         </w:rPr>
-        <w:t xml:space="preserve">BHSQUARE SOLAR INSTALLATION AND SERVICES   </w:t>
-      </w:r>
-      <w:r>
-        <w:rPr>
-          <w:rFonts w:ascii="Times New Roman" w:hAnsi="Times New Roman" w:cs="Times New Roman"/>
-          <w:sz w:val="20"/>
-          <w:szCs w:val="20"/>
-        </w:rPr>
-        <w:t>is registered/ empanelled with the (hereinafter referred as DISCOM) and is having registered/functional office at</w:t>
-      </w:r>
-      <w:r>
+        <w:t>AND</w:t>
+      </w:r>
+    </w:p>
+    <w:p>
+      <w:pPr>
+        <w:tabs>
+          <w:tab w:val="left" w:pos="8087"/>
+        </w:tabs>
+        <w:jc w:val="both"/>
         <w:rPr>
           <w:rFonts w:ascii="Times New Roman" w:hAnsi="Times New Roman" w:cs="Times New Roman"/>
           <w:b/>
@@ -4756,9 +4619,7 @@
           <w:sz w:val="20"/>
           <w:szCs w:val="20"/>
         </w:rPr>
-        <w:t xml:space="preserve"> </w:t>
-      </w:r>
-      <w:proofErr w:type="spellStart"/>
+      </w:pPr>
       <w:r>
         <w:rPr>
           <w:rFonts w:ascii="Times New Roman" w:hAnsi="Times New Roman" w:cs="Times New Roman"/>
@@ -4767,9 +4628,16 @@
           <w:sz w:val="20"/>
           <w:szCs w:val="20"/>
         </w:rPr>
-        <w:t>Endhal</w:t>
-      </w:r>
-      <w:proofErr w:type="spellEnd"/>
+        <w:t xml:space="preserve">BHSQUARE SOLAR INSTALLATION AND SERVICES   </w:t>
+      </w:r>
+      <w:r>
+        <w:rPr>
+          <w:rFonts w:ascii="Times New Roman" w:hAnsi="Times New Roman" w:cs="Times New Roman"/>
+          <w:sz w:val="20"/>
+          <w:szCs w:val="20"/>
+        </w:rPr>
+        <w:t>is registered/ empanelled with the (hereinafter referred as DISCOM) and is having registered/functional office at</w:t>
+      </w:r>
       <w:r>
         <w:rPr>
           <w:rFonts w:ascii="Times New Roman" w:hAnsi="Times New Roman" w:cs="Times New Roman"/>
@@ -4778,29 +4646,7 @@
           <w:sz w:val="20"/>
           <w:szCs w:val="20"/>
         </w:rPr>
-        <w:t xml:space="preserve">, </w:t>
-      </w:r>
-      <w:proofErr w:type="spellStart"/>
-      <w:r>
-        <w:rPr>
-          <w:rFonts w:ascii="Times New Roman" w:hAnsi="Times New Roman" w:cs="Times New Roman"/>
-          <w:b/>
-          <w:bCs/>
-          <w:sz w:val="20"/>
-          <w:szCs w:val="20"/>
-        </w:rPr>
-        <w:t>Gandevi</w:t>
-      </w:r>
-      <w:proofErr w:type="spellEnd"/>
-      <w:r>
-        <w:rPr>
-          <w:rFonts w:ascii="Times New Roman" w:hAnsi="Times New Roman" w:cs="Times New Roman"/>
-          <w:b/>
-          <w:bCs/>
-          <w:sz w:val="20"/>
-          <w:szCs w:val="20"/>
-        </w:rPr>
-        <w:t>, Navsari – 396430 (Hereinafter referred as Vendor).</w:t>
+        <w:t xml:space="preserve"> Endhal, Gandevi, Navsari – 396430 (Hereinafter referred as Vendor).</w:t>
       </w:r>
     </w:p>
     <w:p>
@@ -5165,19 +5011,11 @@
         </w:rPr>
         <w:t xml:space="preserve">} </w:t>
       </w:r>
-      <w:proofErr w:type="spellStart"/>
-      <w:r>
-        <w:rPr>
-          <w:rFonts w:ascii="Times New Roman" w:hAnsi="Times New Roman" w:cs="Times New Roman"/>
-        </w:rPr>
-        <w:t>Wp</w:t>
-      </w:r>
-      <w:proofErr w:type="spellEnd"/>
-      <w:r>
-        <w:rPr>
-          <w:rFonts w:ascii="Times New Roman" w:hAnsi="Times New Roman" w:cs="Times New Roman"/>
-        </w:rPr>
-        <w:t xml:space="preserve"> capacity each and 80 % efficiency will be procured and installed by the Vendor.</w:t>
+      <w:r>
+        <w:rPr>
+          <w:rFonts w:ascii="Times New Roman" w:hAnsi="Times New Roman" w:cs="Times New Roman"/>
+        </w:rPr>
+        <w:t>Wp capacity each and 80 % efficiency will be procured and installed by the Vendor.</w:t>
       </w:r>
     </w:p>
     <w:p>
@@ -8032,13 +7870,8 @@
         </w:rPr>
         <w:t>}</w:t>
       </w:r>
-      <w:proofErr w:type="spellStart"/>
-      <w:r>
-        <w:t>KWp</w:t>
-      </w:r>
-      <w:proofErr w:type="spellEnd"/>
-      <w:r>
-        <w:t xml:space="preserve"> total capacity at Has been carried out by us/me and the details of the as well as test results are as under:</w:t>
+      <w:r>
+        <w:t>KWp total capacity at Has been carried out by us/me and the details of the as well as test results are as under:</w:t>
       </w:r>
     </w:p>
     <w:p>
@@ -12792,6 +12625,7 @@
   <w:style w:type="character" w:default="1" w:styleId="DefaultParagraphFont">
     <w:name w:val="Default Paragraph Font"/>
     <w:uiPriority w:val="1"/>
+    <w:semiHidden/>
     <w:unhideWhenUsed/>
   </w:style>
   <w:style w:type="table" w:default="1" w:styleId="TableNormal">
